--- a/nea photos/exsisting systems/litchess/anaylse photos.docx
+++ b/nea photos/exsisting systems/litchess/anaylse photos.docx
@@ -996,11 +996,9 @@
                             <w:r>
                               <w:t xml:space="preserve"> also has this for mid games and end games which makes it amazing to pick already made moves to help teach and show them off. This is used quite good when you need something quick to teach and </w:t>
                             </w:r>
-                            <w:proofErr w:type="spellStart"/>
                             <w:r>
-                              <w:t>its</w:t>
+                              <w:t>it’s</w:t>
                             </w:r>
-                            <w:proofErr w:type="spellEnd"/>
                             <w:r>
                               <w:t xml:space="preserve"> all already organised and students can also go on here as well to learn as well on there own and carry on where the teacher left off.  </w:t>
                             </w:r>
@@ -1027,7 +1025,11 @@
           </mc:Choice>
           <mc:Fallback>
             <w:pict>
-              <v:shape w14:anchorId="56888562" id="Text Box 17" o:spid="_x0000_s1031" type="#_x0000_t202" style="position:absolute;margin-left:-.05pt;margin-top:215.2pt;width:454.7pt;height:122.8pt;z-index:251670528;visibility:visible;mso-wrap-style:square;mso-width-percent:0;mso-height-percent:0;mso-wrap-distance-left:9pt;mso-wrap-distance-top:0;mso-wrap-distance-right:9pt;mso-wrap-distance-bottom:0;mso-position-horizontal:absolute;mso-position-horizontal-relative:margin;mso-position-vertical:absolute;mso-position-vertical-relative:text;mso-width-percent:0;mso-height-percent:0;mso-width-relative:margin;mso-height-relative:margin;v-text-anchor:top" o:gfxdata="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" fillcolor="white [3201]" strokecolor="white [3212]" strokeweight=".5pt">
+              <v:shapetype w14:anchorId="56888562" id="_x0000_t202" coordsize="21600,21600" o:spt="202" path="m,l,21600r21600,l21600,xe">
+                <v:stroke joinstyle="miter"/>
+                <v:path gradientshapeok="t" o:connecttype="rect"/>
+              </v:shapetype>
+              <v:shape id="Text Box 17" o:spid="_x0000_s1031" type="#_x0000_t202" style="position:absolute;margin-left:-.05pt;margin-top:215.2pt;width:454.7pt;height:122.8pt;z-index:251670528;visibility:visible;mso-wrap-style:square;mso-width-percent:0;mso-height-percent:0;mso-wrap-distance-left:9pt;mso-wrap-distance-top:0;mso-wrap-distance-right:9pt;mso-wrap-distance-bottom:0;mso-position-horizontal:absolute;mso-position-horizontal-relative:margin;mso-position-vertical:absolute;mso-position-vertical-relative:text;mso-width-percent:0;mso-height-percent:0;mso-width-relative:margin;mso-height-relative:margin;v-text-anchor:top" o:gfxdata="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" fillcolor="white [3201]" strokecolor="white [3212]" strokeweight=".5pt">
                 <v:textbox>
                   <w:txbxContent>
                     <w:p>
@@ -1040,11 +1042,9 @@
                       <w:r>
                         <w:t xml:space="preserve"> also has this for mid games and end games which makes it amazing to pick already made moves to help teach and show them off. This is used quite good when you need something quick to teach and </w:t>
                       </w:r>
-                      <w:proofErr w:type="spellStart"/>
                       <w:r>
-                        <w:t>its</w:t>
+                        <w:t>it’s</w:t>
                       </w:r>
-                      <w:proofErr w:type="spellEnd"/>
                       <w:r>
                         <w:t xml:space="preserve"> all already organised and students can also go on here as well to learn as well on there own and carry on where the teacher left off.  </w:t>
                       </w:r>
